--- a/RAC/14장/14장_실습문제_추가서술형_정답.docx
+++ b/RAC/14장/14장_실습문제_추가서술형_정답.docx
@@ -60,7 +60,21 @@
           <w:rFonts w:ascii="맑은 고딕" w:hAnsi="맑은 고딕" w:eastAsia="맑은 고딕"/>
           <w:sz w:val="21"/>
         </w:rPr>
-        <w:t>경계를 넘으면 막힌다. `crsctl stop resource ora.racdb.db` 는 CRS-4995 로 거부된다. 메시지는 "The command 'Stop resource' is invalid in crsctl. Use srvctl for this command." 이며 무엇을 써야 하는지까지 알려 준다. 종료 코드는 1 이다. start 도 같다.</w:t>
+        <w:t xml:space="preserve">경계를 넘으면 막힌다. </w:t>
+      </w:r>
+      <w:r>
+        <w:rPr>
+          <w:rFonts w:ascii="Consolas" w:hAnsi="Consolas" w:eastAsia="Consolas" w:cs="Consolas"/>
+          <w:sz w:val="20"/>
+        </w:rPr>
+        <w:t xml:space="preserve">crsctl stop resource ora.racdb.db</w:t>
+      </w:r>
+      <w:r>
+        <w:rPr>
+          <w:rFonts w:ascii="맑은 고딕" w:hAnsi="맑은 고딕" w:eastAsia="맑은 고딕"/>
+          <w:sz w:val="21"/>
+        </w:rPr>
+        <w:t xml:space="preserve"> 는 CRS-4995 로 거부된다. 메시지는 "The command 'Stop resource' is invalid in crsctl. Use srvctl for this command." 이며 무엇을 써야 하는지까지 알려 준다. 종료 코드는 1 이다. start 도 같다.</w:t>
       </w:r>
     </w:p>
     <w:p>
@@ -69,7 +83,21 @@
           <w:rFonts w:ascii="맑은 고딕" w:hAnsi="맑은 고딕" w:eastAsia="맑은 고딕"/>
           <w:sz w:val="21"/>
         </w:rPr>
-        <w:t>그런데 `crsctl stat res ora.racdb.db -p` 는 잘 동작한다. 조회는 허용되고 상태 변경만 막힌다.</w:t>
+        <w:t xml:space="preserve">그런데 </w:t>
+      </w:r>
+      <w:r>
+        <w:rPr>
+          <w:rFonts w:ascii="Consolas" w:hAnsi="Consolas" w:eastAsia="Consolas" w:cs="Consolas"/>
+          <w:sz w:val="20"/>
+        </w:rPr>
+        <w:t xml:space="preserve">crsctl stat res ora.racdb.db -p</w:t>
+      </w:r>
+      <w:r>
+        <w:rPr>
+          <w:rFonts w:ascii="맑은 고딕" w:hAnsi="맑은 고딕" w:eastAsia="맑은 고딕"/>
+          <w:sz w:val="21"/>
+        </w:rPr>
+        <w:t xml:space="preserve"> 는 잘 동작한다. 조회는 허용되고 상태 변경만 막힌다.</w:t>
       </w:r>
     </w:p>
     <w:p>
@@ -105,7 +133,35 @@
           <w:rFonts w:ascii="맑은 고딕" w:hAnsi="맑은 고딕" w:eastAsia="맑은 고딕"/>
           <w:sz w:val="21"/>
         </w:rPr>
-        <w:t>srvctl 은 `srvctl &lt;명령&gt; &lt;대상&gt; &lt;옵션&gt;` 의 3 단 구조다. 이 구조를 알면 처음 보는 대상도 `srvctl status &lt;대상&gt;` 으로 시도해 볼 수 있어 암기할 것이 크게 줄어든다.</w:t>
+        <w:t xml:space="preserve">srvctl 은 </w:t>
+      </w:r>
+      <w:r>
+        <w:rPr>
+          <w:rFonts w:ascii="Consolas" w:hAnsi="Consolas" w:eastAsia="Consolas" w:cs="Consolas"/>
+          <w:sz w:val="20"/>
+        </w:rPr>
+        <w:t xml:space="preserve">srvctl &lt;명령&gt; &lt;대상&gt; &lt;옵션&gt;</w:t>
+      </w:r>
+      <w:r>
+        <w:rPr>
+          <w:rFonts w:ascii="맑은 고딕" w:hAnsi="맑은 고딕" w:eastAsia="맑은 고딕"/>
+          <w:sz w:val="21"/>
+        </w:rPr>
+        <w:t xml:space="preserve"> 의 3 단 구조다. 이 구조를 알면 처음 보는 대상도 </w:t>
+      </w:r>
+      <w:r>
+        <w:rPr>
+          <w:rFonts w:ascii="Consolas" w:hAnsi="Consolas" w:eastAsia="Consolas" w:cs="Consolas"/>
+          <w:sz w:val="20"/>
+        </w:rPr>
+        <w:t xml:space="preserve">srvctl status &lt;대상&gt;</w:t>
+      </w:r>
+      <w:r>
+        <w:rPr>
+          <w:rFonts w:ascii="맑은 고딕" w:hAnsi="맑은 고딕" w:eastAsia="맑은 고딕"/>
+          <w:sz w:val="21"/>
+        </w:rPr>
+        <w:t xml:space="preserve"> 으로 시도해 볼 수 있어 암기할 것이 크게 줄어든다.</w:t>
       </w:r>
     </w:p>
     <w:p>
@@ -123,7 +179,35 @@
           <w:rFonts w:ascii="맑은 고딕" w:hAnsi="맑은 고딕" w:eastAsia="맑은 고딕"/>
           <w:sz w:val="21"/>
         </w:rPr>
-        <w:t>실무 상황은 이렇다. 장애 대응에서 두 명령을 한 세트로 실행한다. `srvctl status database -d racdb -v` 로 지금을 보고 `srvctl config database -d racdb` 로 원래를 본다. 둘을 비교해야 "정의는 두 노드인데 한 노드만 떠 있다" 같은 판단이 선다.</w:t>
+        <w:t xml:space="preserve">실무 상황은 이렇다. 장애 대응에서 두 명령을 한 세트로 실행한다. </w:t>
+      </w:r>
+      <w:r>
+        <w:rPr>
+          <w:rFonts w:ascii="Consolas" w:hAnsi="Consolas" w:eastAsia="Consolas" w:cs="Consolas"/>
+          <w:sz w:val="20"/>
+        </w:rPr>
+        <w:t xml:space="preserve">srvctl status database -d racdb -v</w:t>
+      </w:r>
+      <w:r>
+        <w:rPr>
+          <w:rFonts w:ascii="맑은 고딕" w:hAnsi="맑은 고딕" w:eastAsia="맑은 고딕"/>
+          <w:sz w:val="21"/>
+        </w:rPr>
+        <w:t xml:space="preserve"> 로 지금을 보고 </w:t>
+      </w:r>
+      <w:r>
+        <w:rPr>
+          <w:rFonts w:ascii="Consolas" w:hAnsi="Consolas" w:eastAsia="Consolas" w:cs="Consolas"/>
+          <w:sz w:val="20"/>
+        </w:rPr>
+        <w:t xml:space="preserve">srvctl config database -d racdb</w:t>
+      </w:r>
+      <w:r>
+        <w:rPr>
+          <w:rFonts w:ascii="맑은 고딕" w:hAnsi="맑은 고딕" w:eastAsia="맑은 고딕"/>
+          <w:sz w:val="21"/>
+        </w:rPr>
+        <w:t xml:space="preserve"> 로 원래를 본다. 둘을 비교해야 "정의는 두 노드인데 한 노드만 떠 있다" 같은 판단이 선다.</w:t>
       </w:r>
     </w:p>
     <w:p>
@@ -447,7 +531,21 @@
           <w:rFonts w:ascii="맑은 고딕" w:hAnsi="맑은 고딕" w:eastAsia="맑은 고딕"/>
           <w:sz w:val="21"/>
         </w:rPr>
-        <w:t>로그를 남겨야 하는 이유는 실측이 보여 준다. 상태 파일을 지워 장애를 만들었을 때 CRS 는 12:03:26 의 check 에서 감지하고 12:03:27 에 start 를 호출해 되살렸다. 복구가 1 초였기 때문에 `crsctl stat res -t` 는 한 번도 OFFLINE 을 보여 주지 않았다. 20 초 간격으로 네 번 관찰했지만 계속 ONLINE 이었다.</w:t>
+        <w:t xml:space="preserve">로그를 남겨야 하는 이유는 실측이 보여 준다. 상태 파일을 지워 장애를 만들었을 때 CRS 는 12:03:26 의 check 에서 감지하고 12:03:27 에 start 를 호출해 되살렸다. 복구가 1 초였기 때문에 </w:t>
+      </w:r>
+      <w:r>
+        <w:rPr>
+          <w:rFonts w:ascii="Consolas" w:hAnsi="Consolas" w:eastAsia="Consolas" w:cs="Consolas"/>
+          <w:sz w:val="20"/>
+        </w:rPr>
+        <w:t xml:space="preserve">crsctl stat res -t</w:t>
+      </w:r>
+      <w:r>
+        <w:rPr>
+          <w:rFonts w:ascii="맑은 고딕" w:hAnsi="맑은 고딕" w:eastAsia="맑은 고딕"/>
+          <w:sz w:val="21"/>
+        </w:rPr>
+        <w:t xml:space="preserve"> 는 한 번도 OFFLINE 을 보여 주지 않았다. 20 초 간격으로 네 번 관찰했지만 계속 ONLINE 이었다.</w:t>
       </w:r>
     </w:p>
     <w:p>
@@ -581,7 +679,35 @@
           <w:rFonts w:ascii="맑은 고딕" w:hAnsi="맑은 고딕" w:eastAsia="맑은 고딕"/>
           <w:sz w:val="21"/>
         </w:rPr>
-        <w:t>원인 파악: `crsctl stat res ora.racdb.db -t` 로 2 번 슬롯의 TARGET 을 본다. OFFLINE 이면 CRS 는 올릴 생각이 없다는 뜻이다. 이어서 `crsctl stat res ora.racdb.db -p | grep AUTO_START` 로 값을 확인한다. restore 일 것이다.</w:t>
+        <w:t xml:space="preserve">원인 파악: </w:t>
+      </w:r>
+      <w:r>
+        <w:rPr>
+          <w:rFonts w:ascii="Consolas" w:hAnsi="Consolas" w:eastAsia="Consolas" w:cs="Consolas"/>
+          <w:sz w:val="20"/>
+        </w:rPr>
+        <w:t xml:space="preserve">crsctl stat res ora.racdb.db -t</w:t>
+      </w:r>
+      <w:r>
+        <w:rPr>
+          <w:rFonts w:ascii="맑은 고딕" w:hAnsi="맑은 고딕" w:eastAsia="맑은 고딕"/>
+          <w:sz w:val="21"/>
+        </w:rPr>
+        <w:t xml:space="preserve"> 로 2 번 슬롯의 TARGET 을 본다. OFFLINE 이면 CRS 는 올릴 생각이 없다는 뜻이다. 이어서 </w:t>
+      </w:r>
+      <w:r>
+        <w:rPr>
+          <w:rFonts w:ascii="Consolas" w:hAnsi="Consolas" w:eastAsia="Consolas" w:cs="Consolas"/>
+          <w:sz w:val="20"/>
+        </w:rPr>
+        <w:t xml:space="preserve">crsctl stat res ora.racdb.db -p | grep AUTO_START</w:t>
+      </w:r>
+      <w:r>
+        <w:rPr>
+          <w:rFonts w:ascii="맑은 고딕" w:hAnsi="맑은 고딕" w:eastAsia="맑은 고딕"/>
+          <w:sz w:val="21"/>
+        </w:rPr>
+        <w:t xml:space="preserve"> 로 값을 확인한다. restore 일 것이다.</w:t>
       </w:r>
     </w:p>
     <w:p>
@@ -599,7 +725,21 @@
           <w:rFonts w:ascii="맑은 고딕" w:hAnsi="맑은 고딕" w:eastAsia="맑은 고딕"/>
           <w:sz w:val="21"/>
         </w:rPr>
-        <w:t>조치: `srvctl start instance -d racdb -i racdb2` 로 올린다. srvctl 로 올려야 TARGET 이 ONLINE 으로 돌아온다.</w:t>
+        <w:t xml:space="preserve">조치: </w:t>
+      </w:r>
+      <w:r>
+        <w:rPr>
+          <w:rFonts w:ascii="Consolas" w:hAnsi="Consolas" w:eastAsia="Consolas" w:cs="Consolas"/>
+          <w:sz w:val="20"/>
+        </w:rPr>
+        <w:t xml:space="preserve">srvctl start instance -d racdb -i racdb2</w:t>
+      </w:r>
+      <w:r>
+        <w:rPr>
+          <w:rFonts w:ascii="맑은 고딕" w:hAnsi="맑은 고딕" w:eastAsia="맑은 고딕"/>
+          <w:sz w:val="21"/>
+        </w:rPr>
+        <w:t xml:space="preserve"> 로 올린다. srvctl 로 올려야 TARGET 이 ONLINE 으로 돌아온다.</w:t>
       </w:r>
     </w:p>
     <w:p>
@@ -608,7 +748,35 @@
           <w:rFonts w:ascii="맑은 고딕" w:hAnsi="맑은 고딕" w:eastAsia="맑은 고딕"/>
           <w:sz w:val="21"/>
         </w:rPr>
-        <w:t>재확인: `srvctl status database -d racdb -v` 로 Open 인지 보고, `crsctl stat res ora.racdb.db -t` 로 TARGET 과 STATE 가 모두 ONLINE 인지 본다.</w:t>
+        <w:t xml:space="preserve">재확인: </w:t>
+      </w:r>
+      <w:r>
+        <w:rPr>
+          <w:rFonts w:ascii="Consolas" w:hAnsi="Consolas" w:eastAsia="Consolas" w:cs="Consolas"/>
+          <w:sz w:val="20"/>
+        </w:rPr>
+        <w:t xml:space="preserve">srvctl status database -d racdb -v</w:t>
+      </w:r>
+      <w:r>
+        <w:rPr>
+          <w:rFonts w:ascii="맑은 고딕" w:hAnsi="맑은 고딕" w:eastAsia="맑은 고딕"/>
+          <w:sz w:val="21"/>
+        </w:rPr>
+        <w:t xml:space="preserve"> 로 Open 인지 보고, </w:t>
+      </w:r>
+      <w:r>
+        <w:rPr>
+          <w:rFonts w:ascii="Consolas" w:hAnsi="Consolas" w:eastAsia="Consolas" w:cs="Consolas"/>
+          <w:sz w:val="20"/>
+        </w:rPr>
+        <w:t xml:space="preserve">crsctl stat res ora.racdb.db -t</w:t>
+      </w:r>
+      <w:r>
+        <w:rPr>
+          <w:rFonts w:ascii="맑은 고딕" w:hAnsi="맑은 고딕" w:eastAsia="맑은 고딕"/>
+          <w:sz w:val="21"/>
+        </w:rPr>
+        <w:t xml:space="preserve"> 로 TARGET 과 STATE 가 모두 ONLINE 인지 본다.</w:t>
       </w:r>
     </w:p>
     <w:p>
@@ -680,7 +848,21 @@
           <w:rFonts w:ascii="맑은 고딕" w:hAnsi="맑은 고딕" w:eastAsia="맑은 고딕"/>
           <w:sz w:val="21"/>
         </w:rPr>
-        <w:t>하나, 기동 전에 상태를 먼저 확인한다. `srvctl status instance -d racdb -i racdb1` 의 출력에 "is running" 이 있으면 기동을 건너뛴다.</w:t>
+        <w:t xml:space="preserve">하나, 기동 전에 상태를 먼저 확인한다. </w:t>
+      </w:r>
+      <w:r>
+        <w:rPr>
+          <w:rFonts w:ascii="Consolas" w:hAnsi="Consolas" w:eastAsia="Consolas" w:cs="Consolas"/>
+          <w:sz w:val="20"/>
+        </w:rPr>
+        <w:t xml:space="preserve">srvctl status instance -d racdb -i racdb1</w:t>
+      </w:r>
+      <w:r>
+        <w:rPr>
+          <w:rFonts w:ascii="맑은 고딕" w:hAnsi="맑은 고딕" w:eastAsia="맑은 고딕"/>
+          <w:sz w:val="21"/>
+        </w:rPr>
+        <w:t xml:space="preserve"> 의 출력에 "is running" 이 있으면 기동을 건너뛴다.</w:t>
       </w:r>
     </w:p>
     <w:p>
@@ -743,7 +925,21 @@
           <w:rFonts w:ascii="맑은 고딕" w:hAnsi="맑은 고딕" w:eastAsia="맑은 고딕"/>
           <w:sz w:val="21"/>
         </w:rPr>
-        <w:t>1 단계. 그 노드에서 `crsctl stat res -t -init` 을 실행한다. ora.cssd 가 ONLINE 인지 본다. 아니면 클러스터에 못 붙은 것이며 5장에서 다룬 HAIP 와 네트워크 하트비트를 확인한다. 인터커넥트에 ping 이 되더라도 HAIP 가 안 떠 있으면 클러스터 조인이 실패한다.</w:t>
+        <w:t xml:space="preserve">1 단계. 그 노드에서 </w:t>
+      </w:r>
+      <w:r>
+        <w:rPr>
+          <w:rFonts w:ascii="Consolas" w:hAnsi="Consolas" w:eastAsia="Consolas" w:cs="Consolas"/>
+          <w:sz w:val="20"/>
+        </w:rPr>
+        <w:t xml:space="preserve">crsctl stat res -t -init</w:t>
+      </w:r>
+      <w:r>
+        <w:rPr>
+          <w:rFonts w:ascii="맑은 고딕" w:hAnsi="맑은 고딕" w:eastAsia="맑은 고딕"/>
+          <w:sz w:val="21"/>
+        </w:rPr>
+        <w:t xml:space="preserve"> 을 실행한다. ora.cssd 가 ONLINE 인지 본다. 아니면 클러스터에 못 붙은 것이며 5장에서 다룬 HAIP 와 네트워크 하트비트를 확인한다. 인터커넥트에 ping 이 되더라도 HAIP 가 안 떠 있으면 클러스터 조인이 실패한다.</w:t>
       </w:r>
     </w:p>
     <w:p>
@@ -761,7 +957,21 @@
           <w:rFonts w:ascii="맑은 고딕" w:hAnsi="맑은 고딕" w:eastAsia="맑은 고딕"/>
           <w:sz w:val="21"/>
         </w:rPr>
-        <w:t>3 단계. 거기까지 정상이면 `crsctl stat res -t` 로 올라와 일반 자원을 본다.</w:t>
+        <w:t xml:space="preserve">3 단계. 거기까지 정상이면 </w:t>
+      </w:r>
+      <w:r>
+        <w:rPr>
+          <w:rFonts w:ascii="Consolas" w:hAnsi="Consolas" w:eastAsia="Consolas" w:cs="Consolas"/>
+          <w:sz w:val="20"/>
+        </w:rPr>
+        <w:t xml:space="preserve">crsctl stat res -t</w:t>
+      </w:r>
+      <w:r>
+        <w:rPr>
+          <w:rFonts w:ascii="맑은 고딕" w:hAnsi="맑은 고딕" w:eastAsia="맑은 고딕"/>
+          <w:sz w:val="21"/>
+        </w:rPr>
+        <w:t xml:space="preserve"> 로 올라와 일반 자원을 본다.</w:t>
       </w:r>
     </w:p>
     <w:p>
@@ -833,7 +1043,21 @@
           <w:rFonts w:ascii="맑은 고딕" w:hAnsi="맑은 고딕" w:eastAsia="맑은 고딕"/>
           <w:sz w:val="21"/>
         </w:rPr>
-        <w:t>원인 파악: 먼저 액션 스크립트를 손으로 실행해 본다. `/u01/app/grid/ch14/ch14app.sh check; echo $?` 로 프로세스가 살아 있을 때 0 이 나오는지 확인한다. 0 이 아니면 이것이 원인이다.</w:t>
+        <w:t xml:space="preserve">원인 파악: 먼저 액션 스크립트를 손으로 실행해 본다. </w:t>
+      </w:r>
+      <w:r>
+        <w:rPr>
+          <w:rFonts w:ascii="Consolas" w:hAnsi="Consolas" w:eastAsia="Consolas" w:cs="Consolas"/>
+          <w:sz w:val="20"/>
+        </w:rPr>
+        <w:t xml:space="preserve">/u01/app/grid/ch14/ch14app.sh check; echo $?</w:t>
+      </w:r>
+      <w:r>
+        <w:rPr>
+          <w:rFonts w:ascii="맑은 고딕" w:hAnsi="맑은 고딕" w:eastAsia="맑은 고딕"/>
+          <w:sz w:val="21"/>
+        </w:rPr>
+        <w:t xml:space="preserve"> 로 프로세스가 살아 있을 때 0 이 나오는지 확인한다. 0 이 아니면 이것이 원인이다.</w:t>
       </w:r>
     </w:p>
     <w:p>
@@ -869,7 +1093,35 @@
           <w:rFonts w:ascii="맑은 고딕" w:hAnsi="맑은 고딕" w:eastAsia="맑은 고딕"/>
           <w:sz w:val="21"/>
         </w:rPr>
-        <w:t>재확인: `crsctl stop resource` 후 `crsctl start resource` 로 다시 올리고 액션 로그를 몇 분간 관찰한다. check 만 CHECK_INTERVAL 간격으로 반복되고 start 가 끼어들지 않으면 정상이다.</w:t>
+        <w:t xml:space="preserve">재확인: </w:t>
+      </w:r>
+      <w:r>
+        <w:rPr>
+          <w:rFonts w:ascii="Consolas" w:hAnsi="Consolas" w:eastAsia="Consolas" w:cs="Consolas"/>
+          <w:sz w:val="20"/>
+        </w:rPr>
+        <w:t xml:space="preserve">crsctl stop resource</w:t>
+      </w:r>
+      <w:r>
+        <w:rPr>
+          <w:rFonts w:ascii="맑은 고딕" w:hAnsi="맑은 고딕" w:eastAsia="맑은 고딕"/>
+          <w:sz w:val="21"/>
+        </w:rPr>
+        <w:t xml:space="preserve"> 후 </w:t>
+      </w:r>
+      <w:r>
+        <w:rPr>
+          <w:rFonts w:ascii="Consolas" w:hAnsi="Consolas" w:eastAsia="Consolas" w:cs="Consolas"/>
+          <w:sz w:val="20"/>
+        </w:rPr>
+        <w:t xml:space="preserve">crsctl start resource</w:t>
+      </w:r>
+      <w:r>
+        <w:rPr>
+          <w:rFonts w:ascii="맑은 고딕" w:hAnsi="맑은 고딕" w:eastAsia="맑은 고딕"/>
+          <w:sz w:val="21"/>
+        </w:rPr>
+        <w:t xml:space="preserve"> 로 다시 올리고 액션 로그를 몇 분간 관찰한다. check 만 CHECK_INTERVAL 간격으로 반복되고 start 가 끼어들지 않으면 정상이다.</w:t>
       </w:r>
     </w:p>
     <w:p>
@@ -914,7 +1166,21 @@
           <w:rFonts w:ascii="맑은 고딕" w:hAnsi="맑은 고딕" w:eastAsia="맑은 고딕"/>
           <w:sz w:val="21"/>
         </w:rPr>
-        <w:t>조정: CHECK_INTERVAL 을 20 초 정도로 낮춘다. `crsctl modify resource &lt;자원&gt; -attr "CHECK_INTERVAL=20"` 이다. 그러면 최악의 경우 21 초가 된다. 여유를 더 두려면 15 초로 한다.</w:t>
+        <w:t xml:space="preserve">조정: CHECK_INTERVAL 을 20 초 정도로 낮춘다. </w:t>
+      </w:r>
+      <w:r>
+        <w:rPr>
+          <w:rFonts w:ascii="Consolas" w:hAnsi="Consolas" w:eastAsia="Consolas" w:cs="Consolas"/>
+          <w:sz w:val="20"/>
+        </w:rPr>
+        <w:t xml:space="preserve">crsctl modify resource &lt;자원&gt; -attr "CHECK_INTERVAL=20"</w:t>
+      </w:r>
+      <w:r>
+        <w:rPr>
+          <w:rFonts w:ascii="맑은 고딕" w:hAnsi="맑은 고딕" w:eastAsia="맑은 고딕"/>
+          <w:sz w:val="21"/>
+        </w:rPr>
+        <w:t xml:space="preserve"> 이다. 그러면 최악의 경우 21 초가 된다. 여유를 더 두려면 15 초로 한다.</w:t>
       </w:r>
     </w:p>
     <w:p>
@@ -995,7 +1261,21 @@
           <w:rFonts w:ascii="맑은 고딕" w:hAnsi="맑은 고딕" w:eastAsia="맑은 고딕"/>
           <w:sz w:val="21"/>
         </w:rPr>
-        <w:t>로그가 없다면 스크립트를 손으로 실행해 본다. `&lt;스크립트&gt; start; echo $?` 로 실패 여부와 오류를 직접 확인한다.</w:t>
+        <w:t xml:space="preserve">로그가 없다면 스크립트를 손으로 실행해 본다. </w:t>
+      </w:r>
+      <w:r>
+        <w:rPr>
+          <w:rFonts w:ascii="Consolas" w:hAnsi="Consolas" w:eastAsia="Consolas" w:cs="Consolas"/>
+          <w:sz w:val="20"/>
+        </w:rPr>
+        <w:t xml:space="preserve">&lt;스크립트&gt; start; echo $?</w:t>
+      </w:r>
+      <w:r>
+        <w:rPr>
+          <w:rFonts w:ascii="맑은 고딕" w:hAnsi="맑은 고딕" w:eastAsia="맑은 고딕"/>
+          <w:sz w:val="21"/>
+        </w:rPr>
+        <w:t xml:space="preserve"> 로 실패 여부와 오류를 직접 확인한다.</w:t>
       </w:r>
     </w:p>
     <w:p>
@@ -1013,7 +1293,21 @@
           <w:rFonts w:ascii="맑은 고딕" w:hAnsi="맑은 고딕" w:eastAsia="맑은 고딕"/>
           <w:sz w:val="21"/>
         </w:rPr>
-        <w:t>고친 뒤 `crsctl start resource &lt;자원&gt;` 으로 직접 올린다. TARGET 이 이미 ONLINE 이므로 CRS 가 알아서 올리기를 기다릴 수도 있지만 명시적으로 올리는 편이 빠르다.</w:t>
+        <w:t xml:space="preserve">고친 뒤 </w:t>
+      </w:r>
+      <w:r>
+        <w:rPr>
+          <w:rFonts w:ascii="Consolas" w:hAnsi="Consolas" w:eastAsia="Consolas" w:cs="Consolas"/>
+          <w:sz w:val="20"/>
+        </w:rPr>
+        <w:t xml:space="preserve">crsctl start resource &lt;자원&gt;</w:t>
+      </w:r>
+      <w:r>
+        <w:rPr>
+          <w:rFonts w:ascii="맑은 고딕" w:hAnsi="맑은 고딕" w:eastAsia="맑은 고딕"/>
+          <w:sz w:val="21"/>
+        </w:rPr>
+        <w:t xml:space="preserve"> 으로 직접 올린다. TARGET 이 이미 ONLINE 이므로 CRS 가 알아서 올리기를 기다릴 수도 있지만 명시적으로 올리는 편이 빠르다.</w:t>
       </w:r>
     </w:p>
     <w:p>
@@ -1022,7 +1316,21 @@
           <w:rFonts w:ascii="맑은 고딕" w:hAnsi="맑은 고딕" w:eastAsia="맑은 고딕"/>
           <w:sz w:val="21"/>
         </w:rPr>
-        <w:t>재확인: `crsctl stat res &lt;자원&gt; -t` 로 TARGET 과 STATE 가 모두 ONLINE 이고 Server 열에 노드 이름이 있는지 본다. 액션 로그에서 check 만 반복되는지도 함께 확인한다.</w:t>
+        <w:t xml:space="preserve">재확인: </w:t>
+      </w:r>
+      <w:r>
+        <w:rPr>
+          <w:rFonts w:ascii="Consolas" w:hAnsi="Consolas" w:eastAsia="Consolas" w:cs="Consolas"/>
+          <w:sz w:val="20"/>
+        </w:rPr>
+        <w:t xml:space="preserve">crsctl stat res &lt;자원&gt; -t</w:t>
+      </w:r>
+      <w:r>
+        <w:rPr>
+          <w:rFonts w:ascii="맑은 고딕" w:hAnsi="맑은 고딕" w:eastAsia="맑은 고딕"/>
+          <w:sz w:val="21"/>
+        </w:rPr>
+        <w:t xml:space="preserve"> 로 TARGET 과 STATE 가 모두 ONLINE 이고 Server 열에 노드 이름이 있는지 본다. 액션 로그에서 check 만 반복되는지도 함께 확인한다.</w:t>
       </w:r>
     </w:p>
     <w:p>
@@ -1057,7 +1365,35 @@
           <w:rFonts w:ascii="맑은 고딕" w:hAnsi="맑은 고딕" w:eastAsia="맑은 고딕"/>
           <w:sz w:val="21"/>
         </w:rPr>
-        <w:t>1. 스택 상태. `crsctl check cluster -all` 을 실행한다. 모든 노드에서 CRS-4537·4529·4533 셋이 online 으로 나오면 정상이다. 응답이 없는 노드가 있으면 그 노드에 붙어 `crsctl check crs` 로 들어간다.</w:t>
+        <w:t xml:space="preserve">1. 스택 상태. </w:t>
+      </w:r>
+      <w:r>
+        <w:rPr>
+          <w:rFonts w:ascii="Consolas" w:hAnsi="Consolas" w:eastAsia="Consolas" w:cs="Consolas"/>
+          <w:sz w:val="20"/>
+        </w:rPr>
+        <w:t xml:space="preserve">crsctl check cluster -all</w:t>
+      </w:r>
+      <w:r>
+        <w:rPr>
+          <w:rFonts w:ascii="맑은 고딕" w:hAnsi="맑은 고딕" w:eastAsia="맑은 고딕"/>
+          <w:sz w:val="21"/>
+        </w:rPr>
+        <w:t xml:space="preserve"> 을 실행한다. 모든 노드에서 CRS-4537·4529·4533 셋이 online 으로 나오면 정상이다. 응답이 없는 노드가 있으면 그 노드에 붙어 </w:t>
+      </w:r>
+      <w:r>
+        <w:rPr>
+          <w:rFonts w:ascii="Consolas" w:hAnsi="Consolas" w:eastAsia="Consolas" w:cs="Consolas"/>
+          <w:sz w:val="20"/>
+        </w:rPr>
+        <w:t xml:space="preserve">crsctl check crs</w:t>
+      </w:r>
+      <w:r>
+        <w:rPr>
+          <w:rFonts w:ascii="맑은 고딕" w:hAnsi="맑은 고딕" w:eastAsia="맑은 고딕"/>
+          <w:sz w:val="21"/>
+        </w:rPr>
+        <w:t xml:space="preserve"> 로 들어간다.</w:t>
       </w:r>
     </w:p>
     <w:p>
@@ -1066,7 +1402,21 @@
           <w:rFonts w:ascii="맑은 고딕" w:hAnsi="맑은 고딕" w:eastAsia="맑은 고딕"/>
           <w:sz w:val="21"/>
         </w:rPr>
-        <w:t>2. 노드별 스택 상세. 문제 노드에서 `crsctl check crs` 를 실행한다. CRS-4638(OHAS)까지 넷이 나온다. OHAS 가 offline 이면 가장 아래 계층부터 무너진 것이다.</w:t>
+        <w:t xml:space="preserve">2. 노드별 스택 상세. 문제 노드에서 </w:t>
+      </w:r>
+      <w:r>
+        <w:rPr>
+          <w:rFonts w:ascii="Consolas" w:hAnsi="Consolas" w:eastAsia="Consolas" w:cs="Consolas"/>
+          <w:sz w:val="20"/>
+        </w:rPr>
+        <w:t xml:space="preserve">crsctl check crs</w:t>
+      </w:r>
+      <w:r>
+        <w:rPr>
+          <w:rFonts w:ascii="맑은 고딕" w:hAnsi="맑은 고딕" w:eastAsia="맑은 고딕"/>
+          <w:sz w:val="21"/>
+        </w:rPr>
+        <w:t xml:space="preserve"> 를 실행한다. CRS-4638(OHAS)까지 넷이 나온다. OHAS 가 offline 이면 가장 아래 계층부터 무너진 것이다.</w:t>
       </w:r>
     </w:p>
     <w:p>
@@ -1075,7 +1425,21 @@
           <w:rFonts w:ascii="맑은 고딕" w:hAnsi="맑은 고딕" w:eastAsia="맑은 고딕"/>
           <w:sz w:val="21"/>
         </w:rPr>
-        <w:t>3. 일반 자원. `crsctl stat res -t` 를 실행한다. 자원 개수가 기준선(이 랩은 17 개)과 같은지 보고 TARGET 과 STATE 가 어긋난 자원이 없는지 본다.</w:t>
+        <w:t xml:space="preserve">3. 일반 자원. </w:t>
+      </w:r>
+      <w:r>
+        <w:rPr>
+          <w:rFonts w:ascii="Consolas" w:hAnsi="Consolas" w:eastAsia="Consolas" w:cs="Consolas"/>
+          <w:sz w:val="20"/>
+        </w:rPr>
+        <w:t xml:space="preserve">crsctl stat res -t</w:t>
+      </w:r>
+      <w:r>
+        <w:rPr>
+          <w:rFonts w:ascii="맑은 고딕" w:hAnsi="맑은 고딕" w:eastAsia="맑은 고딕"/>
+          <w:sz w:val="21"/>
+        </w:rPr>
+        <w:t xml:space="preserve"> 를 실행한다. 자원 개수가 기준선(이 랩은 17 개)과 같은지 보고 TARGET 과 STATE 가 어긋난 자원이 없는지 본다.</w:t>
       </w:r>
     </w:p>
     <w:p>
@@ -1093,7 +1457,21 @@
           <w:rFonts w:ascii="맑은 고딕" w:hAnsi="맑은 고딕" w:eastAsia="맑은 고딕"/>
           <w:sz w:val="21"/>
         </w:rPr>
-        <w:t>5. -init 자원. 각 노드에서 `crsctl stat res -t -init` 을 실행한다. 이 랩은 13 개다. ora.diskmon 의 OFFLINE 은 정상이다.</w:t>
+        <w:t xml:space="preserve">5. -init 자원. 각 노드에서 </w:t>
+      </w:r>
+      <w:r>
+        <w:rPr>
+          <w:rFonts w:ascii="Consolas" w:hAnsi="Consolas" w:eastAsia="Consolas" w:cs="Consolas"/>
+          <w:sz w:val="20"/>
+        </w:rPr>
+        <w:t xml:space="preserve">crsctl stat res -t -init</w:t>
+      </w:r>
+      <w:r>
+        <w:rPr>
+          <w:rFonts w:ascii="맑은 고딕" w:hAnsi="맑은 고딕" w:eastAsia="맑은 고딕"/>
+          <w:sz w:val="21"/>
+        </w:rPr>
+        <w:t xml:space="preserve"> 을 실행한다. 이 랩은 13 개다. ora.diskmon 의 OFFLINE 은 정상이다.</w:t>
       </w:r>
     </w:p>
     <w:p>
@@ -1102,7 +1480,35 @@
           <w:rFonts w:ascii="맑은 고딕" w:hAnsi="맑은 고딕" w:eastAsia="맑은 고딕"/>
           <w:sz w:val="21"/>
         </w:rPr>
-        <w:t>6. 데이터베이스. `srvctl status database -d racdb -v` 로 두 인스턴스가 Open 인지 보고 `srvctl config database -d racdb` 로 정의와 비교한다.</w:t>
+        <w:t xml:space="preserve">6. 데이터베이스. </w:t>
+      </w:r>
+      <w:r>
+        <w:rPr>
+          <w:rFonts w:ascii="Consolas" w:hAnsi="Consolas" w:eastAsia="Consolas" w:cs="Consolas"/>
+          <w:sz w:val="20"/>
+        </w:rPr>
+        <w:t xml:space="preserve">srvctl status database -d racdb -v</w:t>
+      </w:r>
+      <w:r>
+        <w:rPr>
+          <w:rFonts w:ascii="맑은 고딕" w:hAnsi="맑은 고딕" w:eastAsia="맑은 고딕"/>
+          <w:sz w:val="21"/>
+        </w:rPr>
+        <w:t xml:space="preserve"> 로 두 인스턴스가 Open 인지 보고 </w:t>
+      </w:r>
+      <w:r>
+        <w:rPr>
+          <w:rFonts w:ascii="Consolas" w:hAnsi="Consolas" w:eastAsia="Consolas" w:cs="Consolas"/>
+          <w:sz w:val="20"/>
+        </w:rPr>
+        <w:t xml:space="preserve">srvctl config database -d racdb</w:t>
+      </w:r>
+      <w:r>
+        <w:rPr>
+          <w:rFonts w:ascii="맑은 고딕" w:hAnsi="맑은 고딕" w:eastAsia="맑은 고딕"/>
+          <w:sz w:val="21"/>
+        </w:rPr>
+        <w:t xml:space="preserve"> 로 정의와 비교한다.</w:t>
       </w:r>
     </w:p>
     <w:p>
@@ -1111,7 +1517,49 @@
           <w:rFonts w:ascii="맑은 고딕" w:hAnsi="맑은 고딕" w:eastAsia="맑은 고딕"/>
           <w:sz w:val="21"/>
         </w:rPr>
-        <w:t>7. 네트워크 계열. `srvctl status nodeapps` 로 VIP·네트워크·ONS 를 한 번에 보고 `srvctl status scan` 과 `srvctl status scan_listener` 로 SCAN 을 본다.</w:t>
+        <w:t xml:space="preserve">7. 네트워크 계열. </w:t>
+      </w:r>
+      <w:r>
+        <w:rPr>
+          <w:rFonts w:ascii="Consolas" w:hAnsi="Consolas" w:eastAsia="Consolas" w:cs="Consolas"/>
+          <w:sz w:val="20"/>
+        </w:rPr>
+        <w:t xml:space="preserve">srvctl status nodeapps</w:t>
+      </w:r>
+      <w:r>
+        <w:rPr>
+          <w:rFonts w:ascii="맑은 고딕" w:hAnsi="맑은 고딕" w:eastAsia="맑은 고딕"/>
+          <w:sz w:val="21"/>
+        </w:rPr>
+        <w:t xml:space="preserve"> 로 VIP·네트워크·ONS 를 한 번에 보고 </w:t>
+      </w:r>
+      <w:r>
+        <w:rPr>
+          <w:rFonts w:ascii="Consolas" w:hAnsi="Consolas" w:eastAsia="Consolas" w:cs="Consolas"/>
+          <w:sz w:val="20"/>
+        </w:rPr>
+        <w:t xml:space="preserve">srvctl status scan</w:t>
+      </w:r>
+      <w:r>
+        <w:rPr>
+          <w:rFonts w:ascii="맑은 고딕" w:hAnsi="맑은 고딕" w:eastAsia="맑은 고딕"/>
+          <w:sz w:val="21"/>
+        </w:rPr>
+        <w:t xml:space="preserve"> 과 </w:t>
+      </w:r>
+      <w:r>
+        <w:rPr>
+          <w:rFonts w:ascii="Consolas" w:hAnsi="Consolas" w:eastAsia="Consolas" w:cs="Consolas"/>
+          <w:sz w:val="20"/>
+        </w:rPr>
+        <w:t xml:space="preserve">srvctl status scan_listener</w:t>
+      </w:r>
+      <w:r>
+        <w:rPr>
+          <w:rFonts w:ascii="맑은 고딕" w:hAnsi="맑은 고딕" w:eastAsia="맑은 고딕"/>
+          <w:sz w:val="21"/>
+        </w:rPr>
+        <w:t xml:space="preserve"> 로 SCAN 을 본다.</w:t>
       </w:r>
     </w:p>
     <w:p>
@@ -1138,7 +1586,21 @@
           <w:rFonts w:ascii="맑은 고딕" w:hAnsi="맑은 고딕" w:eastAsia="맑은 고딕"/>
           <w:sz w:val="21"/>
         </w:rPr>
-        <w:t>1. TARGET 을 본다. `crsctl stat res &lt;자원&gt; -t` 의 앞 열이다. TARGET 도 OFFLINE 이면 CRS 도 이 자원을 내려 둘 생각이라는 뜻이므로 불일치가 아니다. 누군가 의도적으로 내렸을 수 있다.</w:t>
+        <w:t xml:space="preserve">1. TARGET 을 본다. </w:t>
+      </w:r>
+      <w:r>
+        <w:rPr>
+          <w:rFonts w:ascii="Consolas" w:hAnsi="Consolas" w:eastAsia="Consolas" w:cs="Consolas"/>
+          <w:sz w:val="20"/>
+        </w:rPr>
+        <w:t xml:space="preserve">crsctl stat res &lt;자원&gt; -t</w:t>
+      </w:r>
+      <w:r>
+        <w:rPr>
+          <w:rFonts w:ascii="맑은 고딕" w:hAnsi="맑은 고딕" w:eastAsia="맑은 고딕"/>
+          <w:sz w:val="21"/>
+        </w:rPr>
+        <w:t xml:space="preserve"> 의 앞 열이다. TARGET 도 OFFLINE 이면 CRS 도 이 자원을 내려 둘 생각이라는 뜻이므로 불일치가 아니다. 누군가 의도적으로 내렸을 수 있다.</w:t>
       </w:r>
     </w:p>
     <w:p>
@@ -1147,7 +1609,21 @@
           <w:rFonts w:ascii="맑은 고딕" w:hAnsi="맑은 고딕" w:eastAsia="맑은 고딕"/>
           <w:sz w:val="21"/>
         </w:rPr>
-        <w:t>2. AUTO_START 를 본다. `crsctl stat res &lt;자원&gt; -p | grep AUTO_START` 다. never 면 애초에 올릴 의도가 없는 자원이다.</w:t>
+        <w:t xml:space="preserve">2. AUTO_START 를 본다. </w:t>
+      </w:r>
+      <w:r>
+        <w:rPr>
+          <w:rFonts w:ascii="Consolas" w:hAnsi="Consolas" w:eastAsia="Consolas" w:cs="Consolas"/>
+          <w:sz w:val="20"/>
+        </w:rPr>
+        <w:t xml:space="preserve">crsctl stat res &lt;자원&gt; -p | grep AUTO_START</w:t>
+      </w:r>
+      <w:r>
+        <w:rPr>
+          <w:rFonts w:ascii="맑은 고딕" w:hAnsi="맑은 고딕" w:eastAsia="맑은 고딕"/>
+          <w:sz w:val="21"/>
+        </w:rPr>
+        <w:t xml:space="preserve"> 다. never 면 애초에 올릴 의도가 없는 자원이다.</w:t>
       </w:r>
     </w:p>
     <w:p>
@@ -1156,7 +1632,21 @@
           <w:rFonts w:ascii="맑은 고딕" w:hAnsi="맑은 고딕" w:eastAsia="맑은 고딕"/>
           <w:sz w:val="21"/>
         </w:rPr>
-        <w:t>3. 자원의 성격을 확인한다. `crsctl stat res &lt;자원&gt; -p | grep -i description` 과 자원 이름으로 무엇인지 파악한다. 필수 자원인지 부가 서비스인지가 판단의 근거가 된다.</w:t>
+        <w:t xml:space="preserve">3. 자원의 성격을 확인한다. </w:t>
+      </w:r>
+      <w:r>
+        <w:rPr>
+          <w:rFonts w:ascii="Consolas" w:hAnsi="Consolas" w:eastAsia="Consolas" w:cs="Consolas"/>
+          <w:sz w:val="20"/>
+        </w:rPr>
+        <w:t xml:space="preserve">crsctl stat res &lt;자원&gt; -p | grep -i description</w:t>
+      </w:r>
+      <w:r>
+        <w:rPr>
+          <w:rFonts w:ascii="맑은 고딕" w:hAnsi="맑은 고딕" w:eastAsia="맑은 고딕"/>
+          <w:sz w:val="21"/>
+        </w:rPr>
+        <w:t xml:space="preserve"> 과 자원 이름으로 무엇인지 파악한다. 필수 자원인지 부가 서비스인지가 판단의 근거가 된다.</w:t>
       </w:r>
     </w:p>
     <w:p>
@@ -1165,7 +1655,21 @@
           <w:rFonts w:ascii="맑은 고딕" w:hAnsi="맑은 고딕" w:eastAsia="맑은 고딕"/>
           <w:sz w:val="21"/>
         </w:rPr>
-        <w:t>4. 해당하는 srvctl 대상이 있으면 그것으로 한 겹 더 본다. 예를 들어 ora.chad 라면 `srvctl status cha -node rac2` 다.</w:t>
+        <w:t xml:space="preserve">4. 해당하는 srvctl 대상이 있으면 그것으로 한 겹 더 본다. 예를 들어 ora.chad 라면 </w:t>
+      </w:r>
+      <w:r>
+        <w:rPr>
+          <w:rFonts w:ascii="Consolas" w:hAnsi="Consolas" w:eastAsia="Consolas" w:cs="Consolas"/>
+          <w:sz w:val="20"/>
+        </w:rPr>
+        <w:t xml:space="preserve">srvctl status cha -node rac2</w:t>
+      </w:r>
+      <w:r>
+        <w:rPr>
+          <w:rFonts w:ascii="맑은 고딕" w:hAnsi="맑은 고딕" w:eastAsia="맑은 고딕"/>
+          <w:sz w:val="21"/>
+        </w:rPr>
+        <w:t xml:space="preserve"> 다.</w:t>
       </w:r>
     </w:p>
     <w:p>
@@ -1210,7 +1714,21 @@
           <w:rFonts w:ascii="맑은 고딕" w:hAnsi="맑은 고딕" w:eastAsia="맑은 고딕"/>
           <w:sz w:val="21"/>
         </w:rPr>
-        <w:t>ora.chad 는 rac2 에서 OFFLINE 이고 TARGET 은 ONLINE 이다. 이것만 불일치인데 CHAD 는 Cluster Health Advisor 라는 부가 서비스이고 데이터베이스는 정상 동작한다. 필요하면 `srvctl start cha -node rac2` 로 올린다.</w:t>
+        <w:t xml:space="preserve">ora.chad 는 rac2 에서 OFFLINE 이고 TARGET 은 ONLINE 이다. 이것만 불일치인데 CHAD 는 Cluster Health Advisor 라는 부가 서비스이고 데이터베이스는 정상 동작한다. 필요하면 </w:t>
+      </w:r>
+      <w:r>
+        <w:rPr>
+          <w:rFonts w:ascii="Consolas" w:hAnsi="Consolas" w:eastAsia="Consolas" w:cs="Consolas"/>
+          <w:sz w:val="20"/>
+        </w:rPr>
+        <w:t xml:space="preserve">srvctl start cha -node rac2</w:t>
+      </w:r>
+      <w:r>
+        <w:rPr>
+          <w:rFonts w:ascii="맑은 고딕" w:hAnsi="맑은 고딕" w:eastAsia="맑은 고딕"/>
+          <w:sz w:val="21"/>
+        </w:rPr>
+        <w:t xml:space="preserve"> 로 올린다.</w:t>
       </w:r>
     </w:p>
     <w:p>
@@ -1237,7 +1755,21 @@
           <w:rFonts w:ascii="맑은 고딕" w:hAnsi="맑은 고딕" w:eastAsia="맑은 고딕"/>
           <w:sz w:val="21"/>
         </w:rPr>
-        <w:t>1. 자원의 존재와 현재 상태. `crsctl stat res &lt;자원&gt; -t` 로 TARGET·STATE·Server 를 본다. 없으면 CRS-2613 이 나온다.</w:t>
+        <w:t xml:space="preserve">1. 자원의 존재와 현재 상태. </w:t>
+      </w:r>
+      <w:r>
+        <w:rPr>
+          <w:rFonts w:ascii="Consolas" w:hAnsi="Consolas" w:eastAsia="Consolas" w:cs="Consolas"/>
+          <w:sz w:val="20"/>
+        </w:rPr>
+        <w:t xml:space="preserve">crsctl stat res &lt;자원&gt; -t</w:t>
+      </w:r>
+      <w:r>
+        <w:rPr>
+          <w:rFonts w:ascii="맑은 고딕" w:hAnsi="맑은 고딕" w:eastAsia="맑은 고딕"/>
+          <w:sz w:val="21"/>
+        </w:rPr>
+        <w:t xml:space="preserve"> 로 TARGET·STATE·Server 를 본다. 없으면 CRS-2613 이 나온다.</w:t>
       </w:r>
     </w:p>
     <w:p>
@@ -1246,7 +1778,21 @@
           <w:rFonts w:ascii="맑은 고딕" w:hAnsi="맑은 고딕" w:eastAsia="맑은 고딕"/>
           <w:sz w:val="21"/>
         </w:rPr>
-        <w:t>2. 전체 정의. `crsctl stat res &lt;자원&gt; -p` 를 실행한다. 출력이 길므로 필요한 속성만 egrep 으로 뽑는다.</w:t>
+        <w:t xml:space="preserve">2. 전체 정의. </w:t>
+      </w:r>
+      <w:r>
+        <w:rPr>
+          <w:rFonts w:ascii="Consolas" w:hAnsi="Consolas" w:eastAsia="Consolas" w:cs="Consolas"/>
+          <w:sz w:val="20"/>
+        </w:rPr>
+        <w:t xml:space="preserve">crsctl stat res &lt;자원&gt; -p</w:t>
+      </w:r>
+      <w:r>
+        <w:rPr>
+          <w:rFonts w:ascii="맑은 고딕" w:hAnsi="맑은 고딕" w:eastAsia="맑은 고딕"/>
+          <w:sz w:val="21"/>
+        </w:rPr>
+        <w:t xml:space="preserve"> 를 실행한다. 출력이 길므로 필요한 속성만 egrep 으로 뽑는다.</w:t>
       </w:r>
     </w:p>
     <w:p>
@@ -1354,7 +1900,21 @@
           <w:rFonts w:ascii="맑은 고딕" w:hAnsi="맑은 고딕" w:eastAsia="맑은 고딕"/>
           <w:sz w:val="21"/>
         </w:rPr>
-        <w:t>5. 필요하면 해당 srvctl 대상의 config 로 교차 확인한다. 예를 들어 데이터베이스라면 `srvctl config database -d racdb` 의 Disk Groups 항목이 START_DEPENDENCIES 와 맞는지 본다.</w:t>
+        <w:t xml:space="preserve">5. 필요하면 해당 srvctl 대상의 config 로 교차 확인한다. 예를 들어 데이터베이스라면 </w:t>
+      </w:r>
+      <w:r>
+        <w:rPr>
+          <w:rFonts w:ascii="Consolas" w:hAnsi="Consolas" w:eastAsia="Consolas" w:cs="Consolas"/>
+          <w:sz w:val="20"/>
+        </w:rPr>
+        <w:t xml:space="preserve">srvctl config database -d racdb</w:t>
+      </w:r>
+      <w:r>
+        <w:rPr>
+          <w:rFonts w:ascii="맑은 고딕" w:hAnsi="맑은 고딕" w:eastAsia="맑은 고딕"/>
+          <w:sz w:val="21"/>
+        </w:rPr>
+        <w:t xml:space="preserve"> 의 Disk Groups 항목이 START_DEPENDENCIES 와 맞는지 본다.</w:t>
       </w:r>
     </w:p>
     <w:p>
@@ -1390,7 +1950,21 @@
           <w:rFonts w:ascii="맑은 고딕" w:hAnsi="맑은 고딕" w:eastAsia="맑은 고딕"/>
           <w:sz w:val="21"/>
         </w:rPr>
-        <w:t>2. 양 노드에 배포. 같은 경로에 두고 소유자와 권한을 맞춘다. 이 실습에서는 `/u01/app/grid/ch14/ch14app.sh` 에 grid:oinstall, 755 였다.</w:t>
+        <w:t xml:space="preserve">2. 양 노드에 배포. 같은 경로에 두고 소유자와 권한을 맞춘다. 이 실습에서는 </w:t>
+      </w:r>
+      <w:r>
+        <w:rPr>
+          <w:rFonts w:ascii="Consolas" w:hAnsi="Consolas" w:eastAsia="Consolas" w:cs="Consolas"/>
+          <w:sz w:val="20"/>
+        </w:rPr>
+        <w:t xml:space="preserve">/u01/app/grid/ch14/ch14app.sh</w:t>
+      </w:r>
+      <w:r>
+        <w:rPr>
+          <w:rFonts w:ascii="맑은 고딕" w:hAnsi="맑은 고딕" w:eastAsia="맑은 고딕"/>
+          <w:sz w:val="21"/>
+        </w:rPr>
+        <w:t xml:space="preserve"> 에 grid:oinstall, 755 였다.</w:t>
       </w:r>
     </w:p>
     <w:p>
@@ -1399,7 +1973,21 @@
           <w:rFonts w:ascii="맑은 고딕" w:hAnsi="맑은 고딕" w:eastAsia="맑은 고딕"/>
           <w:sz w:val="21"/>
         </w:rPr>
-        <w:t>확인: 양 노드에서 `ls -l` 로 경로·소유자·권한이 같은지 본다. 한 노드에만 있으면 페일오버 시 실패한다.</w:t>
+        <w:t xml:space="preserve">확인: 양 노드에서 </w:t>
+      </w:r>
+      <w:r>
+        <w:rPr>
+          <w:rFonts w:ascii="Consolas" w:hAnsi="Consolas" w:eastAsia="Consolas" w:cs="Consolas"/>
+          <w:sz w:val="20"/>
+        </w:rPr>
+        <w:t xml:space="preserve">ls -l</w:t>
+      </w:r>
+      <w:r>
+        <w:rPr>
+          <w:rFonts w:ascii="맑은 고딕" w:hAnsi="맑은 고딕" w:eastAsia="맑은 고딕"/>
+          <w:sz w:val="21"/>
+        </w:rPr>
+        <w:t xml:space="preserve"> 로 경로·소유자·권한이 같은지 본다. 한 노드에만 있으면 페일오버 시 실패한다.</w:t>
       </w:r>
     </w:p>
     <w:p>
@@ -1408,7 +1996,49 @@
           <w:rFonts w:ascii="맑은 고딕" w:hAnsi="맑은 고딕" w:eastAsia="맑은 고딕"/>
           <w:sz w:val="21"/>
         </w:rPr>
-        <w:t>3. 손으로 검증. grid 계정으로 `스크립트 start; echo $?` `스크립트 check; echo $?` `스크립트 stop; echo $?` 를 차례로 실행한다. 각각 0 이 나오고 stop 뒤의 check 는 0 이 아니어야 한다.</w:t>
+        <w:t xml:space="preserve">3. 손으로 검증. grid 계정으로 </w:t>
+      </w:r>
+      <w:r>
+        <w:rPr>
+          <w:rFonts w:ascii="Consolas" w:hAnsi="Consolas" w:eastAsia="Consolas" w:cs="Consolas"/>
+          <w:sz w:val="20"/>
+        </w:rPr>
+        <w:t xml:space="preserve">스크립트 start; echo $?</w:t>
+      </w:r>
+      <w:r>
+        <w:rPr>
+          <w:rFonts w:ascii="맑은 고딕" w:hAnsi="맑은 고딕" w:eastAsia="맑은 고딕"/>
+          <w:sz w:val="21"/>
+        </w:rPr>
+        <w:t xml:space="preserve"> </w:t>
+      </w:r>
+      <w:r>
+        <w:rPr>
+          <w:rFonts w:ascii="Consolas" w:hAnsi="Consolas" w:eastAsia="Consolas" w:cs="Consolas"/>
+          <w:sz w:val="20"/>
+        </w:rPr>
+        <w:t xml:space="preserve">스크립트 check; echo $?</w:t>
+      </w:r>
+      <w:r>
+        <w:rPr>
+          <w:rFonts w:ascii="맑은 고딕" w:hAnsi="맑은 고딕" w:eastAsia="맑은 고딕"/>
+          <w:sz w:val="21"/>
+        </w:rPr>
+        <w:t xml:space="preserve"> </w:t>
+      </w:r>
+      <w:r>
+        <w:rPr>
+          <w:rFonts w:ascii="Consolas" w:hAnsi="Consolas" w:eastAsia="Consolas" w:cs="Consolas"/>
+          <w:sz w:val="20"/>
+        </w:rPr>
+        <w:t xml:space="preserve">스크립트 stop; echo $?</w:t>
+      </w:r>
+      <w:r>
+        <w:rPr>
+          <w:rFonts w:ascii="맑은 고딕" w:hAnsi="맑은 고딕" w:eastAsia="맑은 고딕"/>
+          <w:sz w:val="21"/>
+        </w:rPr>
+        <w:t xml:space="preserve"> 를 차례로 실행한다. 각각 0 이 나오고 stop 뒤의 check 는 0 이 아니어야 한다.</w:t>
       </w:r>
     </w:p>
     <w:p>
@@ -1417,7 +2047,21 @@
           <w:rFonts w:ascii="맑은 고딕" w:hAnsi="맑은 고딕" w:eastAsia="맑은 고딕"/>
           <w:sz w:val="21"/>
         </w:rPr>
-        <w:t>4. 자원 등록. `crsctl add resource &lt;이름&gt; -type cluster_resource -attr "ACTION_SCRIPT=...,PLACEMENT=restricted,HOSTING_MEMBERS=rac1 rac2,CHECK_INTERVAL=30,RESTART_ATTEMPTS=2,START_DEPENDENCIES=hard(...)"` 다.</w:t>
+        <w:t xml:space="preserve">4. 자원 등록. </w:t>
+      </w:r>
+      <w:r>
+        <w:rPr>
+          <w:rFonts w:ascii="Consolas" w:hAnsi="Consolas" w:eastAsia="Consolas" w:cs="Consolas"/>
+          <w:sz w:val="20"/>
+        </w:rPr>
+        <w:t xml:space="preserve">crsctl add resource &lt;이름&gt; -type cluster_resource -attr "ACTION_SCRIPT=...,PLACEMENT=restricted,HOSTING_MEMBERS=rac1 rac2,CHECK_INTERVAL=30,RESTART_ATTEMPTS=2,START_DEPENDENCIES=hard(...)"</w:t>
+      </w:r>
+      <w:r>
+        <w:rPr>
+          <w:rFonts w:ascii="맑은 고딕" w:hAnsi="맑은 고딕" w:eastAsia="맑은 고딕"/>
+          <w:sz w:val="21"/>
+        </w:rPr>
+        <w:t xml:space="preserve"> 다.</w:t>
       </w:r>
     </w:p>
     <w:p>
@@ -1426,7 +2070,21 @@
           <w:rFonts w:ascii="맑은 고딕" w:hAnsi="맑은 고딕" w:eastAsia="맑은 고딕"/>
           <w:sz w:val="21"/>
         </w:rPr>
-        <w:t>확인: 성공하면 아무것도 출력하지 않는다. `echo $?` 로 0 인지 본다.</w:t>
+        <w:t xml:space="preserve">확인: 성공하면 아무것도 출력하지 않는다. </w:t>
+      </w:r>
+      <w:r>
+        <w:rPr>
+          <w:rFonts w:ascii="Consolas" w:hAnsi="Consolas" w:eastAsia="Consolas" w:cs="Consolas"/>
+          <w:sz w:val="20"/>
+        </w:rPr>
+        <w:t xml:space="preserve">echo $?</w:t>
+      </w:r>
+      <w:r>
+        <w:rPr>
+          <w:rFonts w:ascii="맑은 고딕" w:hAnsi="맑은 고딕" w:eastAsia="맑은 고딕"/>
+          <w:sz w:val="21"/>
+        </w:rPr>
+        <w:t xml:space="preserve"> 로 0 인지 본다.</w:t>
       </w:r>
     </w:p>
     <w:p>
@@ -1435,7 +2093,21 @@
           <w:rFonts w:ascii="맑은 고딕" w:hAnsi="맑은 고딕" w:eastAsia="맑은 고딕"/>
           <w:sz w:val="21"/>
         </w:rPr>
-        <w:t>5. 정의 확인. `crsctl stat res &lt;이름&gt; -p` 로 지정한 속성이 들어갔는지, 지정하지 않은 속성에 어떤 기본값이 들어갔는지 본다. AUTO_START=restore, CARDINALITY=1, ENABLED=1 이 기본이다.</w:t>
+        <w:t xml:space="preserve">5. 정의 확인. </w:t>
+      </w:r>
+      <w:r>
+        <w:rPr>
+          <w:rFonts w:ascii="Consolas" w:hAnsi="Consolas" w:eastAsia="Consolas" w:cs="Consolas"/>
+          <w:sz w:val="20"/>
+        </w:rPr>
+        <w:t xml:space="preserve">crsctl stat res &lt;이름&gt; -p</w:t>
+      </w:r>
+      <w:r>
+        <w:rPr>
+          <w:rFonts w:ascii="맑은 고딕" w:hAnsi="맑은 고딕" w:eastAsia="맑은 고딕"/>
+          <w:sz w:val="21"/>
+        </w:rPr>
+        <w:t xml:space="preserve"> 로 지정한 속성이 들어갔는지, 지정하지 않은 속성에 어떤 기본값이 들어갔는지 본다. AUTO_START=restore, CARDINALITY=1, ENABLED=1 이 기본이다.</w:t>
       </w:r>
     </w:p>
     <w:p>
@@ -1444,7 +2116,35 @@
           <w:rFonts w:ascii="맑은 고딕" w:hAnsi="맑은 고딕" w:eastAsia="맑은 고딕"/>
           <w:sz w:val="21"/>
         </w:rPr>
-        <w:t>6. 기동. `crsctl start resource &lt;이름&gt;` 이다. CRS-2672 와 CRS-2676 이 나오면 성공이다. `crsctl stat res &lt;이름&gt; -t` 로 ONLINE 을 확인하고 실제 프로세스나 상태 파일이 그 노드에 생겼는지 본다.</w:t>
+        <w:t xml:space="preserve">6. 기동. </w:t>
+      </w:r>
+      <w:r>
+        <w:rPr>
+          <w:rFonts w:ascii="Consolas" w:hAnsi="Consolas" w:eastAsia="Consolas" w:cs="Consolas"/>
+          <w:sz w:val="20"/>
+        </w:rPr>
+        <w:t xml:space="preserve">crsctl start resource &lt;이름&gt;</w:t>
+      </w:r>
+      <w:r>
+        <w:rPr>
+          <w:rFonts w:ascii="맑은 고딕" w:hAnsi="맑은 고딕" w:eastAsia="맑은 고딕"/>
+          <w:sz w:val="21"/>
+        </w:rPr>
+        <w:t xml:space="preserve"> 이다. CRS-2672 와 CRS-2676 이 나오면 성공이다. </w:t>
+      </w:r>
+      <w:r>
+        <w:rPr>
+          <w:rFonts w:ascii="Consolas" w:hAnsi="Consolas" w:eastAsia="Consolas" w:cs="Consolas"/>
+          <w:sz w:val="20"/>
+        </w:rPr>
+        <w:t xml:space="preserve">crsctl stat res &lt;이름&gt; -t</w:t>
+      </w:r>
+      <w:r>
+        <w:rPr>
+          <w:rFonts w:ascii="맑은 고딕" w:hAnsi="맑은 고딕" w:eastAsia="맑은 고딕"/>
+          <w:sz w:val="21"/>
+        </w:rPr>
+        <w:t xml:space="preserve"> 로 ONLINE 을 확인하고 실제 프로세스나 상태 파일이 그 노드에 생겼는지 본다.</w:t>
       </w:r>
     </w:p>
     <w:p>
@@ -1462,7 +2162,21 @@
           <w:rFonts w:ascii="맑은 고딕" w:hAnsi="맑은 고딕" w:eastAsia="맑은 고딕"/>
           <w:sz w:val="21"/>
         </w:rPr>
-        <w:t>8. 이동 검증. `crsctl relocate resource &lt;이름&gt; -n &lt;다른 노드&gt;` 를 실행한다. stop·start 순서로 진행되는지, 상태가 다른 노드로 옮겨 갔는지 확인한다.</w:t>
+        <w:t xml:space="preserve">8. 이동 검증. </w:t>
+      </w:r>
+      <w:r>
+        <w:rPr>
+          <w:rFonts w:ascii="Consolas" w:hAnsi="Consolas" w:eastAsia="Consolas" w:cs="Consolas"/>
+          <w:sz w:val="20"/>
+        </w:rPr>
+        <w:t xml:space="preserve">crsctl relocate resource &lt;이름&gt; -n &lt;다른 노드&gt;</w:t>
+      </w:r>
+      <w:r>
+        <w:rPr>
+          <w:rFonts w:ascii="맑은 고딕" w:hAnsi="맑은 고딕" w:eastAsia="맑은 고딕"/>
+          <w:sz w:val="21"/>
+        </w:rPr>
+        <w:t xml:space="preserve"> 를 실행한다. stop·start 순서로 진행되는지, 상태가 다른 노드로 옮겨 갔는지 확인한다.</w:t>
       </w:r>
     </w:p>
     <w:p>
@@ -1489,7 +2203,21 @@
           <w:rFonts w:ascii="맑은 고딕" w:hAnsi="맑은 고딕" w:eastAsia="맑은 고딕"/>
           <w:sz w:val="21"/>
         </w:rPr>
-        <w:t>1. 자원 정지. `crsctl stop resource ch14.app` 을 실행한다. 정지하지 않고 지우려 하면 거부된다.</w:t>
+        <w:t xml:space="preserve">1. 자원 정지. </w:t>
+      </w:r>
+      <w:r>
+        <w:rPr>
+          <w:rFonts w:ascii="Consolas" w:hAnsi="Consolas" w:eastAsia="Consolas" w:cs="Consolas"/>
+          <w:sz w:val="20"/>
+        </w:rPr>
+        <w:t xml:space="preserve">crsctl stop resource ch14.app</w:t>
+      </w:r>
+      <w:r>
+        <w:rPr>
+          <w:rFonts w:ascii="맑은 고딕" w:hAnsi="맑은 고딕" w:eastAsia="맑은 고딕"/>
+          <w:sz w:val="21"/>
+        </w:rPr>
+        <w:t xml:space="preserve"> 을 실행한다. 정지하지 않고 지우려 하면 거부된다.</w:t>
       </w:r>
     </w:p>
     <w:p>
@@ -1498,7 +2226,21 @@
           <w:rFonts w:ascii="맑은 고딕" w:hAnsi="맑은 고딕" w:eastAsia="맑은 고딕"/>
           <w:sz w:val="21"/>
         </w:rPr>
-        <w:t>2. 자원 삭제. `crsctl delete resource ch14.app` 이다.</w:t>
+        <w:t xml:space="preserve">2. 자원 삭제. </w:t>
+      </w:r>
+      <w:r>
+        <w:rPr>
+          <w:rFonts w:ascii="Consolas" w:hAnsi="Consolas" w:eastAsia="Consolas" w:cs="Consolas"/>
+          <w:sz w:val="20"/>
+        </w:rPr>
+        <w:t xml:space="preserve">crsctl delete resource ch14.app</w:t>
+      </w:r>
+      <w:r>
+        <w:rPr>
+          <w:rFonts w:ascii="맑은 고딕" w:hAnsi="맑은 고딕" w:eastAsia="맑은 고딕"/>
+          <w:sz w:val="21"/>
+        </w:rPr>
+        <w:t xml:space="preserve"> 이다.</w:t>
       </w:r>
     </w:p>
     <w:p>
@@ -1507,7 +2249,21 @@
           <w:rFonts w:ascii="맑은 고딕" w:hAnsi="맑은 고딕" w:eastAsia="맑은 고딕"/>
           <w:sz w:val="21"/>
         </w:rPr>
-        <w:t>3. 삭제 확인. `crsctl stat res ch14.app` 을 실행한다. CRS-2613 "Could not find resource" 가 나오면 정상적으로 지워진 것이다. 이 오류가 나오는 것이 확인 방법이라는 점이 이 절차의 특징이다.</w:t>
+        <w:t xml:space="preserve">3. 삭제 확인. </w:t>
+      </w:r>
+      <w:r>
+        <w:rPr>
+          <w:rFonts w:ascii="Consolas" w:hAnsi="Consolas" w:eastAsia="Consolas" w:cs="Consolas"/>
+          <w:sz w:val="20"/>
+        </w:rPr>
+        <w:t xml:space="preserve">crsctl stat res ch14.app</w:t>
+      </w:r>
+      <w:r>
+        <w:rPr>
+          <w:rFonts w:ascii="맑은 고딕" w:hAnsi="맑은 고딕" w:eastAsia="맑은 고딕"/>
+          <w:sz w:val="21"/>
+        </w:rPr>
+        <w:t xml:space="preserve"> 을 실행한다. CRS-2613 "Could not find resource" 가 나오면 정상적으로 지워진 것이다. 이 오류가 나오는 것이 확인 방법이라는 점이 이 절차의 특징이다.</w:t>
       </w:r>
     </w:p>
     <w:p>
@@ -1516,7 +2272,21 @@
           <w:rFonts w:ascii="맑은 고딕" w:hAnsi="맑은 고딕" w:eastAsia="맑은 고딕"/>
           <w:sz w:val="21"/>
         </w:rPr>
-        <w:t>4. 파일 정리. 양 노드에서 액션 스크립트와 상태 파일, 로그 파일을 지운다. `rm -rf /u01/app/grid/ch14 /tmp/ch14app.*` 이다.</w:t>
+        <w:t xml:space="preserve">4. 파일 정리. 양 노드에서 액션 스크립트와 상태 파일, 로그 파일을 지운다. </w:t>
+      </w:r>
+      <w:r>
+        <w:rPr>
+          <w:rFonts w:ascii="Consolas" w:hAnsi="Consolas" w:eastAsia="Consolas" w:cs="Consolas"/>
+          <w:sz w:val="20"/>
+        </w:rPr>
+        <w:t xml:space="preserve">rm -rf /u01/app/grid/ch14 /tmp/ch14app.*</w:t>
+      </w:r>
+      <w:r>
+        <w:rPr>
+          <w:rFonts w:ascii="맑은 고딕" w:hAnsi="맑은 고딕" w:eastAsia="맑은 고딕"/>
+          <w:sz w:val="21"/>
+        </w:rPr>
+        <w:t xml:space="preserve"> 이다.</w:t>
       </w:r>
     </w:p>
     <w:p>
@@ -1525,7 +2295,21 @@
           <w:rFonts w:ascii="맑은 고딕" w:hAnsi="맑은 고딕" w:eastAsia="맑은 고딕"/>
           <w:sz w:val="21"/>
         </w:rPr>
-        <w:t>5. 파일 정리 확인. 양 노드에서 `ls` 로 없는지 본다. 한 노드만 지우면 다음 실습에서 혼란을 준다.</w:t>
+        <w:t xml:space="preserve">5. 파일 정리 확인. 양 노드에서 </w:t>
+      </w:r>
+      <w:r>
+        <w:rPr>
+          <w:rFonts w:ascii="Consolas" w:hAnsi="Consolas" w:eastAsia="Consolas" w:cs="Consolas"/>
+          <w:sz w:val="20"/>
+        </w:rPr>
+        <w:t xml:space="preserve">ls</w:t>
+      </w:r>
+      <w:r>
+        <w:rPr>
+          <w:rFonts w:ascii="맑은 고딕" w:hAnsi="맑은 고딕" w:eastAsia="맑은 고딕"/>
+          <w:sz w:val="21"/>
+        </w:rPr>
+        <w:t xml:space="preserve"> 로 없는지 본다. 한 노드만 지우면 다음 실습에서 혼란을 준다.</w:t>
       </w:r>
     </w:p>
     <w:p>
@@ -1534,7 +2318,35 @@
           <w:rFonts w:ascii="맑은 고딕" w:hAnsi="맑은 고딕" w:eastAsia="맑은 고딕"/>
           <w:sz w:val="21"/>
         </w:rPr>
-        <w:t>6. 기준선 확인. `crsctl stat res -t` 로 일반 자원이 17 개인지, 목록에 ch14.app 이 없는지 본다. `crsctl stat res | grep -c '^NAME='` 로 개수를 세면 확실하다.</w:t>
+        <w:t xml:space="preserve">6. 기준선 확인. </w:t>
+      </w:r>
+      <w:r>
+        <w:rPr>
+          <w:rFonts w:ascii="Consolas" w:hAnsi="Consolas" w:eastAsia="Consolas" w:cs="Consolas"/>
+          <w:sz w:val="20"/>
+        </w:rPr>
+        <w:t xml:space="preserve">crsctl stat res -t</w:t>
+      </w:r>
+      <w:r>
+        <w:rPr>
+          <w:rFonts w:ascii="맑은 고딕" w:hAnsi="맑은 고딕" w:eastAsia="맑은 고딕"/>
+          <w:sz w:val="21"/>
+        </w:rPr>
+        <w:t xml:space="preserve"> 로 일반 자원이 17 개인지, 목록에 ch14.app 이 없는지 본다. </w:t>
+      </w:r>
+      <w:r>
+        <w:rPr>
+          <w:rFonts w:ascii="Consolas" w:hAnsi="Consolas" w:eastAsia="Consolas" w:cs="Consolas"/>
+          <w:sz w:val="20"/>
+        </w:rPr>
+        <w:t xml:space="preserve">crsctl stat res | grep -c '^NAME='</w:t>
+      </w:r>
+      <w:r>
+        <w:rPr>
+          <w:rFonts w:ascii="맑은 고딕" w:hAnsi="맑은 고딕" w:eastAsia="맑은 고딕"/>
+          <w:sz w:val="21"/>
+        </w:rPr>
+        <w:t xml:space="preserve"> 로 개수를 세면 확실하다.</w:t>
       </w:r>
     </w:p>
     <w:p>
@@ -1552,7 +2364,21 @@
           <w:rFonts w:ascii="맑은 고딕" w:hAnsi="맑은 고딕" w:eastAsia="맑은 고딕"/>
           <w:sz w:val="21"/>
         </w:rPr>
-        <w:t>8. 데이터베이스 확인. `srvctl status database -d racdb -v` 로 두 인스턴스가 Open 인지 본다. 이 실습이 데이터베이스에 영향을 주지 않았음을 확인하는 단계다.</w:t>
+        <w:t xml:space="preserve">8. 데이터베이스 확인. </w:t>
+      </w:r>
+      <w:r>
+        <w:rPr>
+          <w:rFonts w:ascii="Consolas" w:hAnsi="Consolas" w:eastAsia="Consolas" w:cs="Consolas"/>
+          <w:sz w:val="20"/>
+        </w:rPr>
+        <w:t xml:space="preserve">srvctl status database -d racdb -v</w:t>
+      </w:r>
+      <w:r>
+        <w:rPr>
+          <w:rFonts w:ascii="맑은 고딕" w:hAnsi="맑은 고딕" w:eastAsia="맑은 고딕"/>
+          <w:sz w:val="21"/>
+        </w:rPr>
+        <w:t xml:space="preserve"> 로 두 인스턴스가 Open 인지 본다. 이 실습이 데이터베이스에 영향을 주지 않았음을 확인하는 단계다.</w:t>
       </w:r>
     </w:p>
     <w:p>
@@ -1588,7 +2414,21 @@
           <w:rFonts w:ascii="맑은 고딕" w:hAnsi="맑은 고딕" w:eastAsia="맑은 고딕"/>
           <w:sz w:val="21"/>
         </w:rPr>
-        <w:t>매일 1. 클러스터 스택. `crsctl check cluster -all` 로 모든 노드에서 CRS-4537·4529·4533 셋이 online 인지 본다. RAC 특유다. 단일 인스턴스에는 스택이 없다.</w:t>
+        <w:t xml:space="preserve">매일 1. 클러스터 스택. </w:t>
+      </w:r>
+      <w:r>
+        <w:rPr>
+          <w:rFonts w:ascii="Consolas" w:hAnsi="Consolas" w:eastAsia="Consolas" w:cs="Consolas"/>
+          <w:sz w:val="20"/>
+        </w:rPr>
+        <w:t xml:space="preserve">crsctl check cluster -all</w:t>
+      </w:r>
+      <w:r>
+        <w:rPr>
+          <w:rFonts w:ascii="맑은 고딕" w:hAnsi="맑은 고딕" w:eastAsia="맑은 고딕"/>
+          <w:sz w:val="21"/>
+        </w:rPr>
+        <w:t xml:space="preserve"> 로 모든 노드에서 CRS-4537·4529·4533 셋이 online 인지 본다. RAC 특유다. 단일 인스턴스에는 스택이 없다.</w:t>
       </w:r>
     </w:p>
     <w:p>
@@ -1597,7 +2437,21 @@
           <w:rFonts w:ascii="맑은 고딕" w:hAnsi="맑은 고딕" w:eastAsia="맑은 고딕"/>
           <w:sz w:val="21"/>
         </w:rPr>
-        <w:t>매일 2. 자원 상태와 개수. `crsctl stat res -t` 로 TARGET 과 STATE 가 어긋난 자원이 없는지 보고 개수가 17 개인지 본다. RAC 특유다.</w:t>
+        <w:t xml:space="preserve">매일 2. 자원 상태와 개수. </w:t>
+      </w:r>
+      <w:r>
+        <w:rPr>
+          <w:rFonts w:ascii="Consolas" w:hAnsi="Consolas" w:eastAsia="Consolas" w:cs="Consolas"/>
+          <w:sz w:val="20"/>
+        </w:rPr>
+        <w:t xml:space="preserve">crsctl stat res -t</w:t>
+      </w:r>
+      <w:r>
+        <w:rPr>
+          <w:rFonts w:ascii="맑은 고딕" w:hAnsi="맑은 고딕" w:eastAsia="맑은 고딕"/>
+          <w:sz w:val="21"/>
+        </w:rPr>
+        <w:t xml:space="preserve"> 로 TARGET 과 STATE 가 어긋난 자원이 없는지 보고 개수가 17 개인지 본다. RAC 특유다.</w:t>
       </w:r>
     </w:p>
     <w:p>
@@ -1606,7 +2460,21 @@
           <w:rFonts w:ascii="맑은 고딕" w:hAnsi="맑은 고딕" w:eastAsia="맑은 고딕"/>
           <w:sz w:val="21"/>
         </w:rPr>
-        <w:t>매일 3. 인스턴스 상태. `srvctl status database -d racdb -v` 로 두 인스턴스가 Open 인지 본다. RAC 특유다. 인스턴스가 하나뿐이면 비교할 상대가 없다.</w:t>
+        <w:t xml:space="preserve">매일 3. 인스턴스 상태. </w:t>
+      </w:r>
+      <w:r>
+        <w:rPr>
+          <w:rFonts w:ascii="Consolas" w:hAnsi="Consolas" w:eastAsia="Consolas" w:cs="Consolas"/>
+          <w:sz w:val="20"/>
+        </w:rPr>
+        <w:t xml:space="preserve">srvctl status database -d racdb -v</w:t>
+      </w:r>
+      <w:r>
+        <w:rPr>
+          <w:rFonts w:ascii="맑은 고딕" w:hAnsi="맑은 고딕" w:eastAsia="맑은 고딕"/>
+          <w:sz w:val="21"/>
+        </w:rPr>
+        <w:t xml:space="preserve"> 로 두 인스턴스가 Open 인지 본다. RAC 특유다. 인스턴스가 하나뿐이면 비교할 상대가 없다.</w:t>
       </w:r>
     </w:p>
     <w:p>
@@ -1615,7 +2483,21 @@
           <w:rFonts w:ascii="맑은 고딕" w:hAnsi="맑은 고딕" w:eastAsia="맑은 고딕"/>
           <w:sz w:val="21"/>
         </w:rPr>
-        <w:t>매일 4. 스레드별 CURRENT. `select group#, thread#, status from v$log` 로 스레드마다 정확히 하나인지 본다. 스레드 축이 RAC 특유다.</w:t>
+        <w:t xml:space="preserve">매일 4. 스레드별 CURRENT. </w:t>
+      </w:r>
+      <w:r>
+        <w:rPr>
+          <w:rFonts w:ascii="Consolas" w:hAnsi="Consolas" w:eastAsia="Consolas" w:cs="Consolas"/>
+          <w:sz w:val="20"/>
+        </w:rPr>
+        <w:t xml:space="preserve">select group#, thread#, status from v$log</w:t>
+      </w:r>
+      <w:r>
+        <w:rPr>
+          <w:rFonts w:ascii="맑은 고딕" w:hAnsi="맑은 고딕" w:eastAsia="맑은 고딕"/>
+          <w:sz w:val="21"/>
+        </w:rPr>
+        <w:t xml:space="preserve"> 로 스레드마다 정확히 하나인지 본다. 스레드 축이 RAC 특유다.</w:t>
       </w:r>
     </w:p>
     <w:p>
@@ -1633,7 +2515,35 @@
           <w:rFonts w:ascii="맑은 고딕" w:hAnsi="맑은 고딕" w:eastAsia="맑은 고딕"/>
           <w:sz w:val="21"/>
         </w:rPr>
-        <w:t>주간 1. 파라미터 세 분류. SPFILE 항목 수와 `*.`/`sid.` 표기가 의도대로인지 본다. RAC 특유다.</w:t>
+        <w:t xml:space="preserve">주간 1. 파라미터 세 분류. SPFILE 항목 수와 </w:t>
+      </w:r>
+      <w:r>
+        <w:rPr>
+          <w:rFonts w:ascii="Consolas" w:hAnsi="Consolas" w:eastAsia="Consolas" w:cs="Consolas"/>
+          <w:sz w:val="20"/>
+        </w:rPr>
+        <w:t xml:space="preserve">*.</w:t>
+      </w:r>
+      <w:r>
+        <w:rPr>
+          <w:rFonts w:ascii="맑은 고딕" w:hAnsi="맑은 고딕" w:eastAsia="맑은 고딕"/>
+          <w:sz w:val="21"/>
+        </w:rPr>
+        <w:t xml:space="preserve">/</w:t>
+      </w:r>
+      <w:r>
+        <w:rPr>
+          <w:rFonts w:ascii="Consolas" w:hAnsi="Consolas" w:eastAsia="Consolas" w:cs="Consolas"/>
+          <w:sz w:val="20"/>
+        </w:rPr>
+        <w:t xml:space="preserve">sid.</w:t>
+      </w:r>
+      <w:r>
+        <w:rPr>
+          <w:rFonts w:ascii="맑은 고딕" w:hAnsi="맑은 고딕" w:eastAsia="맑은 고딕"/>
+          <w:sz w:val="21"/>
+        </w:rPr>
+        <w:t xml:space="preserve"> 표기가 의도대로인지 본다. RAC 특유다.</w:t>
       </w:r>
     </w:p>
     <w:p>
@@ -1642,7 +2552,21 @@
           <w:rFonts w:ascii="맑은 고딕" w:hAnsi="맑은 고딕" w:eastAsia="맑은 고딕"/>
           <w:sz w:val="21"/>
         </w:rPr>
-        <w:t>주간 2. 스레드마다 리두 그룹이 둘 이상인지. `select thread#, count(*) from v$log group by thread#` 다. RAC 특유다.</w:t>
+        <w:t xml:space="preserve">주간 2. 스레드마다 리두 그룹이 둘 이상인지. </w:t>
+      </w:r>
+      <w:r>
+        <w:rPr>
+          <w:rFonts w:ascii="Consolas" w:hAnsi="Consolas" w:eastAsia="Consolas" w:cs="Consolas"/>
+          <w:sz w:val="20"/>
+        </w:rPr>
+        <w:t xml:space="preserve">select thread#, count(*) from v$log group by thread#</w:t>
+      </w:r>
+      <w:r>
+        <w:rPr>
+          <w:rFonts w:ascii="맑은 고딕" w:hAnsi="맑은 고딕" w:eastAsia="맑은 고딕"/>
+          <w:sz w:val="21"/>
+        </w:rPr>
+        <w:t xml:space="preserve"> 다. RAC 특유다.</w:t>
       </w:r>
     </w:p>
     <w:p>
@@ -1651,7 +2575,21 @@
           <w:rFonts w:ascii="맑은 고딕" w:hAnsi="맑은 고딕" w:eastAsia="맑은 고딕"/>
           <w:sz w:val="21"/>
         </w:rPr>
-        <w:t>주간 3. 인스턴스별 임시 공간 확보량. `select inst_id, total_blocks, used_blocks from gv$sort_segment` 다. RAC 특유다. 전체 여유만 봐서는 한 노드의 부족을 못 잡는다.</w:t>
+        <w:t xml:space="preserve">주간 3. 인스턴스별 임시 공간 확보량. </w:t>
+      </w:r>
+      <w:r>
+        <w:rPr>
+          <w:rFonts w:ascii="Consolas" w:hAnsi="Consolas" w:eastAsia="Consolas" w:cs="Consolas"/>
+          <w:sz w:val="20"/>
+        </w:rPr>
+        <w:t xml:space="preserve">select inst_id, total_blocks, used_blocks from gv$sort_segment</w:t>
+      </w:r>
+      <w:r>
+        <w:rPr>
+          <w:rFonts w:ascii="맑은 고딕" w:hAnsi="맑은 고딕" w:eastAsia="맑은 고딕"/>
+          <w:sz w:val="21"/>
+        </w:rPr>
+        <w:t xml:space="preserve"> 다. RAC 특유다. 전체 여유만 봐서는 한 노드의 부족을 못 잡는다.</w:t>
       </w:r>
     </w:p>
     <w:p>
@@ -1660,7 +2598,21 @@
           <w:rFonts w:ascii="맑은 고딕" w:hAnsi="맑은 고딕" w:eastAsia="맑은 고딕"/>
           <w:sz w:val="21"/>
         </w:rPr>
-        <w:t>주간 4. 각 노드의 -init 자원. `crsctl stat res -t -init` 을 노드마다 실행해 13 개인지 본다. RAC 특유다.</w:t>
+        <w:t xml:space="preserve">주간 4. 각 노드의 -init 자원. </w:t>
+      </w:r>
+      <w:r>
+        <w:rPr>
+          <w:rFonts w:ascii="Consolas" w:hAnsi="Consolas" w:eastAsia="Consolas" w:cs="Consolas"/>
+          <w:sz w:val="20"/>
+        </w:rPr>
+        <w:t xml:space="preserve">crsctl stat res -t -init</w:t>
+      </w:r>
+      <w:r>
+        <w:rPr>
+          <w:rFonts w:ascii="맑은 고딕" w:hAnsi="맑은 고딕" w:eastAsia="맑은 고딕"/>
+          <w:sz w:val="21"/>
+        </w:rPr>
+        <w:t xml:space="preserve"> 을 노드마다 실행해 13 개인지 본다. RAC 특유다.</w:t>
       </w:r>
     </w:p>
     <w:p>
